--- a/generated/Dennis Dole Cover Letter (SDE).docx
+++ b/generated/Dennis Dole Cover Letter (SDE).docx
@@ -35,7 +35,6 @@
     <w:p>
       <w:r>
         <w:t>Dennis Jay Dole</w:t>
-        <w:br/>
       </w:r>
     </w:p>
     <w:sectPr>
